--- a/00-首页/题组Word/专项卷/二分册/专项卷V-教师版.docx
+++ b/00-首页/题组Word/专项卷/二分册/专项卷V-教师版.docx
@@ -1996,15 +1996,28 @@
         <w:rPr>
           <w:rFonts w:ascii="Times New Roman" w:hAnsi="Times New Roman" w:eastAsia="Times New Roman" w:cs="Times New Roman"/>
         </w:rPr>
-        <w:t xml:space="preserve"> Li</w:t>
-      </w:r>
-      <w:r>
-        <w:rPr>
-          <w:rFonts w:ascii="Times New Roman" w:hAnsi="Times New Roman" w:eastAsia="Times New Roman" w:cs="Times New Roman"/>
-          <w:vertAlign w:val="superscript"/>
-        </w:rPr>
-        <w:t>+</w:t>
-      </w:r>
+        <w:t xml:space="preserve"> </w:t>
+      </w:r>
+      <m:oMath>
+        <m:r>
+          <m:t>L</m:t>
+        </m:r>
+        <m:sSup>
+          <m:e>
+            <m:r>
+              <m:t>i</m:t>
+            </m:r>
+          </m:e>
+          <m:sup>
+            <m:r>
+              <m:rPr>
+                <m:sty m:val="p"/>
+              </m:rPr>
+              <m:t>+</m:t>
+            </m:r>
+          </m:sup>
+        </m:sSup>
+      </m:oMath>
       <w:r>
         <w:rPr>
           <w:rFonts w:ascii="Times New Roman" w:hAnsi="Times New Roman" w:eastAsia="Times New Roman" w:cs="Times New Roman"/>
@@ -2468,15 +2481,28 @@
         <w:rPr>
           <w:rFonts w:ascii="Times New Roman" w:hAnsi="Times New Roman" w:eastAsia="Times New Roman" w:cs="Times New Roman"/>
         </w:rPr>
-        <w:t xml:space="preserve"> Li</w:t>
-      </w:r>
-      <w:r>
-        <w:rPr>
-          <w:rFonts w:ascii="Times New Roman" w:hAnsi="Times New Roman" w:eastAsia="Times New Roman" w:cs="Times New Roman"/>
-          <w:vertAlign w:val="superscript"/>
-        </w:rPr>
-        <w:t>+</w:t>
-      </w:r>
+        <w:t xml:space="preserve"> </w:t>
+      </w:r>
+      <m:oMath>
+        <m:r>
+          <m:t>L</m:t>
+        </m:r>
+        <m:sSup>
+          <m:e>
+            <m:r>
+              <m:t>i</m:t>
+            </m:r>
+          </m:e>
+          <m:sup>
+            <m:r>
+              <m:rPr>
+                <m:sty m:val="p"/>
+              </m:rPr>
+              <m:t>+</m:t>
+            </m:r>
+          </m:sup>
+        </m:sSup>
+      </m:oMath>
       <w:r>
         <w:rPr>
           <w:rFonts w:ascii="Times New Roman" w:hAnsi="Times New Roman" w:eastAsia="Times New Roman" w:cs="Times New Roman"/>
@@ -3540,20 +3566,42 @@
         <w:rPr>
           <w:rFonts w:ascii="Times New Roman" w:hAnsi="Times New Roman" w:eastAsia="Times New Roman" w:cs="Times New Roman"/>
         </w:rPr>
-        <w:t xml:space="preserve"> CaCO</w:t>
-      </w:r>
-      <w:r>
-        <w:rPr>
-          <w:rFonts w:ascii="Times New Roman" w:hAnsi="Times New Roman" w:eastAsia="Times New Roman" w:cs="Times New Roman"/>
-          <w:vertAlign w:val="subscript"/>
-        </w:rPr>
-        <w:t>3</w:t>
-      </w:r>
-      <w:r>
-        <w:rPr>
-          <w:rFonts w:ascii="Times New Roman" w:hAnsi="Times New Roman" w:eastAsia="Times New Roman" w:cs="Times New Roman"/>
-        </w:rPr>
-        <w:t xml:space="preserve"> 60% </w:t>
+        <w:t xml:space="preserve"> </w:t>
+      </w:r>
+      <m:oMath>
+        <m:r>
+          <m:t>C</m:t>
+        </m:r>
+        <m:r>
+          <m:t>a</m:t>
+        </m:r>
+        <m:r>
+          <m:t>C</m:t>
+        </m:r>
+        <m:sSub>
+          <m:e>
+            <m:r>
+              <m:t>O</m:t>
+            </m:r>
+          </m:e>
+          <m:sub>
+            <m:r>
+              <m:t>3</m:t>
+            </m:r>
+          </m:sub>
+        </m:sSub>
+      </m:oMath>
+      <w:r>
+        <w:rPr>
+          <w:rFonts w:ascii="Times New Roman" w:hAnsi="Times New Roman" w:eastAsia="Times New Roman" w:cs="Times New Roman"/>
+        </w:rPr>
+        <w:t xml:space="preserve"> </w:t>
+      </w:r>
+      <w:r>
+        <w:rPr>
+          <w:rFonts w:ascii="Times New Roman" w:hAnsi="Times New Roman" w:eastAsia="Times New Roman" w:cs="Times New Roman"/>
+        </w:rPr>
+        <w:t xml:space="preserve">60% </w:t>
       </w:r>
       <w:r>
         <w:rPr>
@@ -3681,15 +3729,31 @@
         <w:rPr>
           <w:rFonts w:ascii="Times New Roman" w:hAnsi="Times New Roman" w:eastAsia="Times New Roman" w:cs="Times New Roman"/>
         </w:rPr>
-        <w:t xml:space="preserve"> Ca</w:t>
-      </w:r>
-      <w:r>
-        <w:rPr>
-          <w:rFonts w:ascii="Times New Roman" w:hAnsi="Times New Roman" w:eastAsia="Times New Roman" w:cs="Times New Roman"/>
-          <w:vertAlign w:val="superscript"/>
-        </w:rPr>
-        <w:t>2+</w:t>
-      </w:r>
+        <w:t xml:space="preserve"> </w:t>
+      </w:r>
+      <m:oMath>
+        <m:r>
+          <m:t>C</m:t>
+        </m:r>
+        <m:sSup>
+          <m:e>
+            <m:r>
+              <m:t>a</m:t>
+            </m:r>
+          </m:e>
+          <m:sup>
+            <m:r>
+              <m:t>2</m:t>
+            </m:r>
+            <m:r>
+              <m:rPr>
+                <m:sty m:val="p"/>
+              </m:rPr>
+              <m:t>+</m:t>
+            </m:r>
+          </m:sup>
+        </m:sSup>
+      </m:oMath>
       <w:r>
         <w:rPr>
           <w:rFonts w:ascii="Times New Roman" w:hAnsi="Times New Roman" w:eastAsia="Times New Roman" w:cs="Times New Roman"/>
@@ -3922,15 +3986,31 @@
         <w:rPr>
           <w:rFonts w:ascii="Times New Roman" w:hAnsi="Times New Roman" w:eastAsia="Times New Roman" w:cs="Times New Roman"/>
         </w:rPr>
-        <w:t xml:space="preserve"> Ca</w:t>
-      </w:r>
-      <w:r>
-        <w:rPr>
-          <w:rFonts w:ascii="Times New Roman" w:hAnsi="Times New Roman" w:eastAsia="Times New Roman" w:cs="Times New Roman"/>
-          <w:vertAlign w:val="superscript"/>
-        </w:rPr>
-        <w:t>2+</w:t>
-      </w:r>
+        <w:t xml:space="preserve"> </w:t>
+      </w:r>
+      <m:oMath>
+        <m:r>
+          <m:t>C</m:t>
+        </m:r>
+        <m:sSup>
+          <m:e>
+            <m:r>
+              <m:t>a</m:t>
+            </m:r>
+          </m:e>
+          <m:sup>
+            <m:r>
+              <m:t>2</m:t>
+            </m:r>
+            <m:r>
+              <m:rPr>
+                <m:sty m:val="p"/>
+              </m:rPr>
+              <m:t>+</m:t>
+            </m:r>
+          </m:sup>
+        </m:sSup>
+      </m:oMath>
       <w:r>
         <w:rPr>
           <w:rFonts w:ascii="Times New Roman" w:hAnsi="Times New Roman" w:eastAsia="Times New Roman" w:cs="Times New Roman"/>
@@ -5026,15 +5106,22 @@
         <w:rPr>
           <w:rFonts w:ascii="Times New Roman" w:hAnsi="Times New Roman" w:eastAsia="Times New Roman" w:cs="Times New Roman"/>
         </w:rPr>
-        <w:t xml:space="preserve"> K</w:t>
-      </w:r>
-      <w:r>
-        <w:rPr>
-          <w:rFonts w:ascii="Times New Roman" w:hAnsi="Times New Roman" w:eastAsia="Times New Roman" w:cs="Times New Roman"/>
-          <w:vertAlign w:val="subscript"/>
-        </w:rPr>
-        <w:t>1</w:t>
-      </w:r>
+        <w:t xml:space="preserve"> </w:t>
+      </w:r>
+      <m:oMath>
+        <m:sSub>
+          <m:e>
+            <m:r>
+              <m:t>K</m:t>
+            </m:r>
+          </m:e>
+          <m:sub>
+            <m:r>
+              <m:t>1</m:t>
+            </m:r>
+          </m:sub>
+        </m:sSub>
+      </m:oMath>
       <w:r>
         <w:rPr>
           <w:rFonts w:ascii="Times New Roman" w:hAnsi="Times New Roman" w:eastAsia="Times New Roman" w:cs="Times New Roman"/>
@@ -7518,15 +7605,28 @@
         <w:rPr>
           <w:rFonts w:ascii="Times New Roman" w:hAnsi="Times New Roman" w:eastAsia="Times New Roman" w:cs="Times New Roman"/>
         </w:rPr>
-        <w:t xml:space="preserve"> ZrO</w:t>
-      </w:r>
-      <w:r>
-        <w:rPr>
-          <w:rFonts w:ascii="Times New Roman" w:hAnsi="Times New Roman" w:eastAsia="Times New Roman" w:cs="Times New Roman"/>
-          <w:vertAlign w:val="subscript"/>
-        </w:rPr>
-        <w:t>2</w:t>
-      </w:r>
+        <w:t xml:space="preserve"> </w:t>
+      </w:r>
+      <m:oMath>
+        <m:r>
+          <m:t>Z</m:t>
+        </m:r>
+        <m:r>
+          <m:t>r</m:t>
+        </m:r>
+        <m:sSub>
+          <m:e>
+            <m:r>
+              <m:t>O</m:t>
+            </m:r>
+          </m:e>
+          <m:sub>
+            <m:r>
+              <m:t>2</m:t>
+            </m:r>
+          </m:sub>
+        </m:sSub>
+      </m:oMath>
       <w:r>
         <w:rPr>
           <w:rFonts w:ascii="Times New Roman" w:hAnsi="Times New Roman" w:eastAsia="Times New Roman" w:cs="Times New Roman"/>
@@ -7587,15 +7687,28 @@
         <w:rPr>
           <w:rFonts w:ascii="Times New Roman" w:hAnsi="Times New Roman" w:eastAsia="Times New Roman" w:cs="Times New Roman"/>
         </w:rPr>
-        <w:t xml:space="preserve"> Y</w:t>
-      </w:r>
-      <w:r>
-        <w:rPr>
-          <w:rFonts w:ascii="Times New Roman" w:hAnsi="Times New Roman" w:eastAsia="Times New Roman" w:cs="Times New Roman"/>
-          <w:vertAlign w:val="superscript"/>
-        </w:rPr>
-        <w:t>3+</w:t>
-      </w:r>
+        <w:t xml:space="preserve"> </w:t>
+      </w:r>
+      <m:oMath>
+        <m:sSup>
+          <m:e>
+            <m:r>
+              <m:t>Y</m:t>
+            </m:r>
+          </m:e>
+          <m:sup>
+            <m:r>
+              <m:t>3</m:t>
+            </m:r>
+            <m:r>
+              <m:rPr>
+                <m:sty m:val="p"/>
+              </m:rPr>
+              <m:t>+</m:t>
+            </m:r>
+          </m:sup>
+        </m:sSup>
+      </m:oMath>
       <w:r>
         <w:rPr>
           <w:rFonts w:ascii="Times New Roman" w:hAnsi="Times New Roman" w:eastAsia="Times New Roman" w:cs="Times New Roman"/>
@@ -7612,15 +7725,31 @@
         <w:rPr>
           <w:rFonts w:ascii="Times New Roman" w:hAnsi="Times New Roman" w:eastAsia="Times New Roman" w:cs="Times New Roman"/>
         </w:rPr>
-        <w:t xml:space="preserve"> Zr</w:t>
-      </w:r>
-      <w:r>
-        <w:rPr>
-          <w:rFonts w:ascii="Times New Roman" w:hAnsi="Times New Roman" w:eastAsia="Times New Roman" w:cs="Times New Roman"/>
-          <w:vertAlign w:val="superscript"/>
-        </w:rPr>
-        <w:t>4+</w:t>
-      </w:r>
+        <w:t xml:space="preserve"> </w:t>
+      </w:r>
+      <m:oMath>
+        <m:r>
+          <m:t>Z</m:t>
+        </m:r>
+        <m:sSup>
+          <m:e>
+            <m:r>
+              <m:t>r</m:t>
+            </m:r>
+          </m:e>
+          <m:sup>
+            <m:r>
+              <m:t>4</m:t>
+            </m:r>
+            <m:r>
+              <m:rPr>
+                <m:sty m:val="p"/>
+              </m:rPr>
+              <m:t>+</m:t>
+            </m:r>
+          </m:sup>
+        </m:sSup>
+      </m:oMath>
       <w:r>
         <w:rPr>
           <w:rFonts w:ascii="Times New Roman" w:hAnsi="Times New Roman" w:eastAsia="Times New Roman" w:cs="Times New Roman"/>
@@ -9474,12 +9603,61 @@
         </w:rPr>
         <w:t>（</w:t>
       </w:r>
-      <w:r>
-        <w:rPr>
-          <w:rFonts w:ascii="Times New Roman" w:hAnsi="Times New Roman" w:eastAsia="Times New Roman" w:cs="Times New Roman"/>
-        </w:rPr>
-        <w:t xml:space="preserve">$C_{6}H_{5}-C#CH$</w:t>
-      </w:r>
+      <m:oMath>
+        <m:oMathPr>
+          <m:ctrlPr>
+            <w:rPr>
+              <w:sz w:val="28"/>
+              <w:szCs w:val="28"/>
+            </w:rPr>
+          </m:ctrlPr>
+        </m:oMathPr>
+        <m:sSub>
+          <m:e>
+            <m:r>
+              <m:t>C</m:t>
+            </m:r>
+          </m:e>
+          <m:sub>
+            <m:r>
+              <m:t>6</m:t>
+            </m:r>
+          </m:sub>
+        </m:sSub>
+        <m:sSub>
+          <m:e>
+            <m:r>
+              <m:t>H</m:t>
+            </m:r>
+          </m:e>
+          <m:sub>
+            <m:r>
+              <m:t>5</m:t>
+            </m:r>
+          </m:sub>
+        </m:sSub>
+        <m:r>
+          <m:rPr>
+            <m:sty m:val="p"/>
+          </m:rPr>
+          <m:t>−</m:t>
+        </m:r>
+        <m:r>
+          <m:t>C</m:t>
+        </m:r>
+        <m:r>
+          <m:rPr>
+            <m:sty m:val="p"/>
+          </m:rPr>
+          <m:t>#</m:t>
+        </m:r>
+        <m:r>
+          <m:t>C</m:t>
+        </m:r>
+        <m:r>
+          <m:t>H</m:t>
+        </m:r>
+      </m:oMath>
       <w:r>
         <w:rPr>
           <w:rFonts w:hint="eastAsia" w:ascii="Times New Roman" w:hAnsi="Times New Roman" w:eastAsia="Times New Roman" w:cs="Times New Roman"/>
@@ -14858,15 +15036,31 @@
         <w:rPr>
           <w:rFonts w:ascii="Times New Roman" w:hAnsi="Times New Roman" w:eastAsia="Times New Roman" w:cs="Times New Roman"/>
         </w:rPr>
-        <w:t xml:space="preserve"> FeSO</w:t>
-      </w:r>
-      <w:r>
-        <w:rPr>
-          <w:rFonts w:ascii="Times New Roman" w:hAnsi="Times New Roman" w:eastAsia="Times New Roman" w:cs="Times New Roman"/>
-          <w:vertAlign w:val="subscript"/>
-        </w:rPr>
-        <w:t>4</w:t>
-      </w:r>
+        <w:t xml:space="preserve"> </w:t>
+      </w:r>
+      <m:oMath>
+        <m:r>
+          <m:t>F</m:t>
+        </m:r>
+        <m:r>
+          <m:t>e</m:t>
+        </m:r>
+        <m:r>
+          <m:t>S</m:t>
+        </m:r>
+        <m:sSub>
+          <m:e>
+            <m:r>
+              <m:t>O</m:t>
+            </m:r>
+          </m:e>
+          <m:sub>
+            <m:r>
+              <m:t>4</m:t>
+            </m:r>
+          </m:sub>
+        </m:sSub>
+      </m:oMath>
       <w:r>
         <w:rPr>
           <w:rFonts w:ascii="Times New Roman" w:hAnsi="Times New Roman" w:eastAsia="Times New Roman" w:cs="Times New Roman"/>
@@ -16249,19 +16443,23 @@
         </w:rPr>
         <w:t xml:space="preserve"> </w:t>
       </w:r>
-      <w:r>
-        <w:rPr>
-          <w:rFonts w:hint="eastAsia" w:ascii="Times New Roman" w:hAnsi="Times New Roman" w:eastAsia="Times New Roman" w:cs="Times New Roman"/>
-        </w:rPr>
-        <w:t>Cl</w:t>
-      </w:r>
-      <w:r>
-        <w:rPr>
-          <w:rFonts w:hint="eastAsia" w:ascii="Times New Roman" w:hAnsi="Times New Roman" w:eastAsia="Times New Roman" w:cs="Times New Roman"/>
-          <w:vertAlign w:val="subscript"/>
-        </w:rPr>
-        <w:t>2</w:t>
-      </w:r>
+      <m:oMath>
+        <m:r>
+          <m:t>C</m:t>
+        </m:r>
+        <m:sSub>
+          <m:e>
+            <m:r>
+              <m:t>l</m:t>
+            </m:r>
+          </m:e>
+          <m:sub>
+            <m:r>
+              <m:t>2</m:t>
+            </m:r>
+          </m:sub>
+        </m:sSub>
+      </m:oMath>
       <w:r>
         <w:rPr>
           <w:rFonts w:hint="eastAsia" w:ascii="Times New Roman" w:hAnsi="Times New Roman" w:eastAsia="Times New Roman" w:cs="Times New Roman"/>
@@ -16320,15 +16518,31 @@
         <w:rPr>
           <w:rFonts w:ascii="Times New Roman" w:hAnsi="Times New Roman" w:eastAsia="Times New Roman" w:cs="Times New Roman"/>
         </w:rPr>
-        <w:t xml:space="preserve"> BaCl</w:t>
-      </w:r>
-      <w:r>
-        <w:rPr>
-          <w:rFonts w:ascii="Times New Roman" w:hAnsi="Times New Roman" w:eastAsia="Times New Roman" w:cs="Times New Roman"/>
-          <w:vertAlign w:val="subscript"/>
-        </w:rPr>
-        <w:t>2</w:t>
-      </w:r>
+        <w:t xml:space="preserve"> </w:t>
+      </w:r>
+      <m:oMath>
+        <m:r>
+          <m:t>B</m:t>
+        </m:r>
+        <m:r>
+          <m:t>a</m:t>
+        </m:r>
+        <m:r>
+          <m:t>C</m:t>
+        </m:r>
+        <m:sSub>
+          <m:e>
+            <m:r>
+              <m:t>l</m:t>
+            </m:r>
+          </m:e>
+          <m:sub>
+            <m:r>
+              <m:t>2</m:t>
+            </m:r>
+          </m:sub>
+        </m:sSub>
+      </m:oMath>
       <w:r>
         <w:rPr>
           <w:rFonts w:ascii="Times New Roman" w:hAnsi="Times New Roman" w:eastAsia="Times New Roman" w:cs="Times New Roman"/>
@@ -16401,19 +16615,26 @@
         </w:rPr>
         <w:t xml:space="preserve"> </w:t>
       </w:r>
-      <w:r>
-        <w:rPr>
-          <w:rFonts w:hint="eastAsia" w:ascii="Times New Roman" w:hAnsi="Times New Roman" w:eastAsia="Times New Roman" w:cs="Times New Roman"/>
-        </w:rPr>
-        <w:t>HNO</w:t>
-      </w:r>
-      <w:r>
-        <w:rPr>
-          <w:rFonts w:hint="eastAsia" w:ascii="Times New Roman" w:hAnsi="Times New Roman" w:eastAsia="Times New Roman" w:cs="Times New Roman"/>
-          <w:vertAlign w:val="subscript"/>
-        </w:rPr>
-        <w:t>3</w:t>
-      </w:r>
+      <m:oMath>
+        <m:r>
+          <m:t>H</m:t>
+        </m:r>
+        <m:r>
+          <m:t>N</m:t>
+        </m:r>
+        <m:sSub>
+          <m:e>
+            <m:r>
+              <m:t>O</m:t>
+            </m:r>
+          </m:e>
+          <m:sub>
+            <m:r>
+              <m:t>3</m:t>
+            </m:r>
+          </m:sub>
+        </m:sSub>
+      </m:oMath>
       <w:r>
         <w:rPr>
           <w:rFonts w:hint="eastAsia" w:ascii="Times New Roman" w:hAnsi="Times New Roman" w:eastAsia="Times New Roman" w:cs="Times New Roman"/>
@@ -16442,15 +16663,28 @@
         <w:rPr>
           <w:rFonts w:ascii="Times New Roman" w:hAnsi="Times New Roman" w:eastAsia="Times New Roman" w:cs="Times New Roman"/>
         </w:rPr>
-        <w:t xml:space="preserve"> HNO</w:t>
-      </w:r>
-      <w:r>
-        <w:rPr>
-          <w:rFonts w:ascii="Times New Roman" w:hAnsi="Times New Roman" w:eastAsia="Times New Roman" w:cs="Times New Roman"/>
-          <w:vertAlign w:val="subscript"/>
-        </w:rPr>
-        <w:t>3</w:t>
-      </w:r>
+        <w:t xml:space="preserve"> </w:t>
+      </w:r>
+      <m:oMath>
+        <m:r>
+          <m:t>H</m:t>
+        </m:r>
+        <m:r>
+          <m:t>N</m:t>
+        </m:r>
+        <m:sSub>
+          <m:e>
+            <m:r>
+              <m:t>O</m:t>
+            </m:r>
+          </m:e>
+          <m:sub>
+            <m:r>
+              <m:t>3</m:t>
+            </m:r>
+          </m:sub>
+        </m:sSub>
+      </m:oMath>
       <w:r>
         <w:rPr>
           <w:rFonts w:ascii="Times New Roman" w:hAnsi="Times New Roman" w:eastAsia="Times New Roman" w:cs="Times New Roman"/>
@@ -19106,7 +19340,7 @@
     <ns0:name ns0:val="Verbatim Char"/>
     <ns0:basedOn ns0:val="BodyTextChar"/>
     <ns0:rPr>
-      <ns0:rFonts ns0:ascii="Times New Roman" ns0:cs="Times New Roman" ns0:eastAsia="FangSong" ns0:hAnsi="Times New Roman"/>
+      <ns0:rFonts ns0:ascii="SimSun" ns0:cs="SimSun" ns0:eastAsia="SimSun" ns0:hAnsi="SimSun"/>
       <ns0:b ns0:val="0"/>
       <ns0:sz ns0:val="20"/>
     </ns0:rPr>
@@ -19160,7 +19394,7 @@
       <w:wordWrap w:val="off"/>
     </w:pPr>
     <ns0:rPr>
-      <w:rFonts ns0:ascii="Times New Roman" ns0:hAnsi="Times New Roman" ns0:eastAsia="FangSong" ns0:cs="Times New Roman"/>
+      <w:rFonts ns0:ascii="SimSun" ns0:hAnsi="SimSun" ns0:eastAsia="SimSun" ns0:cs="SimSun"/>
     </ns0:rPr>
   </w:style>
   <w:style w:type="character" w:customStyle="1" w:styleId="KeywordTok">

--- a/00-首页/题组Word/专项卷/二分册/专项卷V-教师版.docx
+++ b/00-首页/题组Word/专项卷/二分册/专项卷V-教师版.docx
@@ -421,7 +421,7 @@
         </w:rPr>
         <w:drawing>
           <wp:inline>
-            <wp:extent cx="3600000" cy="2143820"/>
+            <wp:extent cx="3600000" cy="2119551"/>
             <wp:effectExtent b="0" l="0" r="0" t="0"/>
             <wp:docPr descr="" title="" id="11" name="Picture"/>
             <a:graphic>
@@ -442,7 +442,7 @@
                   <pic:spPr bwMode="auto">
                     <a:xfrm>
                       <a:off x="0" y="0"/>
-                      <a:ext cx="3600000" cy="2143820"/>
+                      <a:ext cx="3600000" cy="2119551"/>
                     </a:xfrm>
                     <a:prstGeom prst="rect">
                       <a:avLst/>
@@ -464,6 +464,8 @@
     <w:p>
       <w:pPr>
         <w:pStyle w:val="BodyText"/>
+        <w:ind w:left="480" w:hanging="480"/>
+        <w:spacing w:after="0"/>
       </w:pPr>
       <w:r>
         <w:rPr>
@@ -483,6 +485,13 @@
         </w:rPr>
         <w:t xml:space="preserve"> </w:t>
       </w:r>
+    </w:p>
+    <w:p>
+      <w:pPr>
+        <w:pStyle w:val="BodyText"/>
+        <w:ind w:left="480" w:hanging="480"/>
+        <w:spacing w:before="0" w:after="0"/>
+      </w:pPr>
       <w:r>
         <w:rPr>
           <w:rFonts w:ascii="Times New Roman" w:hAnsi="Times New Roman" w:eastAsia="Times New Roman" w:cs="Times New Roman"/>
@@ -548,6 +557,13 @@
         </w:rPr>
         <w:t xml:space="preserve"> </w:t>
       </w:r>
+    </w:p>
+    <w:p>
+      <w:pPr>
+        <w:pStyle w:val="BodyText"/>
+        <w:ind w:left="480" w:hanging="480"/>
+        <w:spacing w:before="0" w:after="0"/>
+      </w:pPr>
       <w:r>
         <w:rPr>
           <w:rFonts w:ascii="Times New Roman" w:hAnsi="Times New Roman" w:eastAsia="Times New Roman" w:cs="Times New Roman"/>
@@ -616,6 +632,13 @@
         </w:rPr>
         <w:t xml:space="preserve"> </w:t>
       </w:r>
+    </w:p>
+    <w:p>
+      <w:pPr>
+        <w:pStyle w:val="BodyText"/>
+        <w:ind w:left="480" w:hanging="480"/>
+        <w:spacing w:before="0" w:after="180"/>
+      </w:pPr>
       <w:r>
         <w:rPr>
           <w:rFonts w:ascii="Times New Roman" w:hAnsi="Times New Roman" w:eastAsia="Times New Roman" w:cs="Times New Roman"/>
@@ -5536,10 +5559,6 @@
     <w:p>
       <w:pPr>
         <w:pStyle w:val="Compact"/>
-        <w:numPr>
-          <w:ilvl w:val="0"/>
-          <w:numId w:val="1003"/>
-        </w:numPr>
       </w:pPr>
       <m:oMath>
         <m:oMathPr>
@@ -8355,7 +8374,7 @@
         </w:rPr>
         <w:drawing>
           <wp:inline>
-            <wp:extent cx="3600000" cy="471615"/>
+            <wp:extent cx="3594754" cy="471615"/>
             <wp:effectExtent b="0" l="0" r="0" t="0"/>
             <wp:docPr descr="" title="" id="37" name="Picture"/>
             <a:graphic>
@@ -8376,7 +8395,7 @@
                   <pic:spPr bwMode="auto">
                     <a:xfrm>
                       <a:off x="0" y="0"/>
-                      <a:ext cx="3600000" cy="471615"/>
+                      <a:ext cx="3594754" cy="471615"/>
                     </a:xfrm>
                     <a:prstGeom prst="rect">
                       <a:avLst/>
@@ -8777,12 +8796,7 @@
       </w:r>
     </w:p>
     <w:p>
-      <w:pPr>
-        <w:numPr>
-          <w:ilvl w:val="0"/>
-          <w:numId w:val="1006"/>
-        </w:numPr>
-      </w:pPr>
+      <w:pPr/>
       <w:r>
         <w:rPr>
           <w:rFonts w:hint="eastAsia" w:ascii="Times New Roman" w:hAnsi="Times New Roman" w:eastAsia="Times New Roman" w:cs="Times New Roman"/>
@@ -9217,6 +9231,8 @@
     <w:p>
       <w:pPr>
         <w:pStyle w:val="FirstParagraph"/>
+        <w:ind w:left="480" w:hanging="480"/>
+        <w:spacing w:after="0"/>
       </w:pPr>
       <w:r>
         <w:rPr>
@@ -9284,6 +9300,13 @@
         </w:rPr>
         <w:t xml:space="preserve"> </w:t>
       </w:r>
+    </w:p>
+    <w:p>
+      <w:pPr>
+        <w:pStyle w:val="FirstParagraph"/>
+        <w:ind w:left="480" w:hanging="480"/>
+        <w:spacing w:before="0" w:after="0"/>
+      </w:pPr>
       <w:r>
         <w:rPr>
           <w:rFonts w:ascii="Times New Roman" w:hAnsi="Times New Roman" w:eastAsia="Times New Roman" w:cs="Times New Roman"/>
@@ -9302,6 +9325,13 @@
         </w:rPr>
         <w:t xml:space="preserve"> </w:t>
       </w:r>
+    </w:p>
+    <w:p>
+      <w:pPr>
+        <w:pStyle w:val="FirstParagraph"/>
+        <w:ind w:left="480" w:hanging="480"/>
+        <w:spacing w:before="0" w:after="0"/>
+      </w:pPr>
       <w:r>
         <w:rPr>
           <w:rFonts w:ascii="Times New Roman" w:hAnsi="Times New Roman" w:eastAsia="Times New Roman" w:cs="Times New Roman"/>
@@ -9320,6 +9350,13 @@
         </w:rPr>
         <w:t xml:space="preserve"> </w:t>
       </w:r>
+    </w:p>
+    <w:p>
+      <w:pPr>
+        <w:pStyle w:val="FirstParagraph"/>
+        <w:ind w:left="480" w:hanging="480"/>
+        <w:spacing w:before="0" w:after="0"/>
+      </w:pPr>
       <w:r>
         <w:rPr>
           <w:rFonts w:ascii="Times New Roman" w:hAnsi="Times New Roman" w:eastAsia="Times New Roman" w:cs="Times New Roman"/>
@@ -9338,6 +9375,13 @@
         </w:rPr>
         <w:t xml:space="preserve"> </w:t>
       </w:r>
+    </w:p>
+    <w:p>
+      <w:pPr>
+        <w:pStyle w:val="FirstParagraph"/>
+        <w:ind w:left="480" w:hanging="480"/>
+        <w:spacing w:before="0" w:after="180"/>
+      </w:pPr>
       <w:r>
         <w:rPr>
           <w:rFonts w:ascii="Times New Roman" w:hAnsi="Times New Roman" w:eastAsia="Times New Roman" w:cs="Times New Roman"/>
@@ -9776,7 +9820,7 @@
         </w:rPr>
         <w:drawing>
           <wp:inline>
-            <wp:extent cx="2552700" cy="2476500"/>
+            <wp:extent cx="2552700" cy="2423776"/>
             <wp:effectExtent b="0" l="0" r="0" t="0"/>
             <wp:docPr descr="" title="" id="52" name="Picture"/>
             <a:graphic>
@@ -9797,7 +9841,7 @@
                   <pic:spPr bwMode="auto">
                     <a:xfrm>
                       <a:off x="0" y="0"/>
-                      <a:ext cx="2552700" cy="2476500"/>
+                      <a:ext cx="2552700" cy="2423776"/>
                     </a:xfrm>
                     <a:prstGeom prst="rect">
                       <a:avLst/>
@@ -9839,7 +9883,7 @@
         </w:rPr>
         <w:drawing>
           <wp:inline>
-            <wp:extent cx="3240000" cy="3105509"/>
+            <wp:extent cx="3240000" cy="3019925"/>
             <wp:effectExtent b="0" l="0" r="0" t="0"/>
             <wp:docPr descr="" title="" id="55" name="Picture"/>
             <a:graphic>
@@ -9860,7 +9904,7 @@
                   <pic:spPr bwMode="auto">
                     <a:xfrm>
                       <a:off x="0" y="0"/>
-                      <a:ext cx="3240000" cy="3105509"/>
+                      <a:ext cx="3240000" cy="3019925"/>
                     </a:xfrm>
                     <a:prstGeom prst="rect">
                       <a:avLst/>
@@ -11637,7 +11681,7 @@
         </w:rPr>
         <w:drawing>
           <wp:inline>
-            <wp:extent cx="3600000" cy="569831"/>
+            <wp:extent cx="3559768" cy="569831"/>
             <wp:effectExtent b="0" l="0" r="0" t="0"/>
             <wp:docPr descr="" title="" id="67" name="Picture"/>
             <a:graphic>
@@ -11658,7 +11702,7 @@
                   <pic:spPr bwMode="auto">
                     <a:xfrm>
                       <a:off x="0" y="0"/>
-                      <a:ext cx="3600000" cy="569831"/>
+                      <a:ext cx="3559768" cy="569831"/>
                     </a:xfrm>
                     <a:prstGeom prst="rect">
                       <a:avLst/>
@@ -11689,7 +11733,7 @@
         </w:rPr>
         <w:drawing>
           <wp:inline>
-            <wp:extent cx="3600000" cy="1056287"/>
+            <wp:extent cx="3600000" cy="1042683"/>
             <wp:effectExtent b="0" l="0" r="0" t="0"/>
             <wp:docPr descr="" title="" id="70" name="Picture"/>
             <a:graphic>
@@ -11710,7 +11754,7 @@
                   <pic:spPr bwMode="auto">
                     <a:xfrm>
                       <a:off x="0" y="0"/>
-                      <a:ext cx="3600000" cy="1056287"/>
+                      <a:ext cx="3600000" cy="1042683"/>
                     </a:xfrm>
                     <a:prstGeom prst="rect">
                       <a:avLst/>
@@ -12286,7 +12330,7 @@
         </w:rPr>
         <w:drawing>
           <wp:inline>
-            <wp:extent cx="3600000" cy="1505882"/>
+            <wp:extent cx="3600000" cy="1465208"/>
             <wp:effectExtent b="0" l="0" r="0" t="0"/>
             <wp:docPr descr="" title="" id="75" name="Picture"/>
             <a:graphic>
@@ -12307,7 +12351,7 @@
                   <pic:spPr bwMode="auto">
                     <a:xfrm>
                       <a:off x="0" y="0"/>
-                      <a:ext cx="3600000" cy="1505882"/>
+                      <a:ext cx="3600000" cy="1465208"/>
                     </a:xfrm>
                     <a:prstGeom prst="rect">
                       <a:avLst/>
@@ -14230,6 +14274,8 @@
     <w:p>
       <w:pPr>
         <w:pStyle w:val="BodyText"/>
+        <w:ind w:left="480" w:hanging="480"/>
+        <w:spacing w:after="0"/>
       </w:pPr>
       <w:r>
         <w:rPr>
@@ -14302,7 +14348,20 @@
         <w:rPr>
           <w:rFonts w:ascii="Times New Roman" w:hAnsi="Times New Roman" w:eastAsia="Times New Roman" w:cs="Times New Roman"/>
         </w:rPr>
-        <w:t xml:space="preserve">　B.</w:t>
+        <w:t xml:space="preserve">　</w:t>
+      </w:r>
+    </w:p>
+    <w:p>
+      <w:pPr>
+        <w:pStyle w:val="BodyText"/>
+        <w:ind w:left="480" w:hanging="480"/>
+        <w:spacing w:before="0" w:after="0"/>
+      </w:pPr>
+      <w:r>
+        <w:rPr>
+          <w:rFonts w:ascii="Times New Roman" w:hAnsi="Times New Roman" w:eastAsia="Times New Roman" w:cs="Times New Roman"/>
+        </w:rPr>
+        <w:t xml:space="preserve">B.</w:t>
       </w:r>
       <w:r>
         <w:rPr>
@@ -14369,7 +14428,33 @@
         <w:rPr>
           <w:rFonts w:ascii="Times New Roman" w:hAnsi="Times New Roman" w:eastAsia="Times New Roman" w:cs="Times New Roman"/>
         </w:rPr>
-        <w:t xml:space="preserve">　C. HgS　D. CuS</w:t>
+        <w:t xml:space="preserve">　</w:t>
+      </w:r>
+    </w:p>
+    <w:p>
+      <w:pPr>
+        <w:pStyle w:val="BodyText"/>
+        <w:ind w:left="480" w:hanging="480"/>
+        <w:spacing w:before="0" w:after="0"/>
+      </w:pPr>
+      <w:r>
+        <w:rPr>
+          <w:rFonts w:ascii="Times New Roman" w:hAnsi="Times New Roman" w:eastAsia="Times New Roman" w:cs="Times New Roman"/>
+        </w:rPr>
+        <w:t xml:space="preserve">C. HgS　</w:t>
+      </w:r>
+    </w:p>
+    <w:p>
+      <w:pPr>
+        <w:pStyle w:val="BodyText"/>
+        <w:ind w:left="480" w:hanging="480"/>
+        <w:spacing w:before="0" w:after="180"/>
+      </w:pPr>
+      <w:r>
+        <w:rPr>
+          <w:rFonts w:ascii="Times New Roman" w:hAnsi="Times New Roman" w:eastAsia="Times New Roman" w:cs="Times New Roman"/>
+        </w:rPr>
+        <w:t xml:space="preserve">D. CuS</w:t>
       </w:r>
     </w:p>
     <w:p>

--- a/00-首页/题组Word/专项卷/二分册/专项卷V-教师版.docx
+++ b/00-首页/题组Word/专项卷/二分册/专项卷V-教师版.docx
@@ -5324,7 +5324,7 @@
         <m:sSup>
           <m:e>
             <m:r>
-              <m:t>​</m:t>
+              <m:t xml:space="preserve"> </m:t>
             </m:r>
           </m:e>
           <m:sup>

--- a/00-首页/题组Word/专项卷/二分册/专项卷V-教师版.docx
+++ b/00-首页/题组Word/专项卷/二分册/专项卷V-教师版.docx
@@ -464,8 +464,8 @@
     <w:p>
       <w:pPr>
         <w:pStyle w:val="BodyText"/>
+        <w:spacing w:before="0" w:after="0"/>
         <w:ind w:left="480" w:hanging="480"/>
-        <w:spacing w:after="0"/>
       </w:pPr>
       <w:r>
         <w:rPr>
@@ -489,8 +489,8 @@
     <w:p>
       <w:pPr>
         <w:pStyle w:val="BodyText"/>
+        <w:spacing w:before="0" w:after="0"/>
         <w:ind w:left="480" w:hanging="480"/>
-        <w:spacing w:before="0" w:after="0"/>
       </w:pPr>
       <w:r>
         <w:rPr>
@@ -561,8 +561,8 @@
     <w:p>
       <w:pPr>
         <w:pStyle w:val="BodyText"/>
+        <w:spacing w:before="0" w:after="0"/>
         <w:ind w:left="480" w:hanging="480"/>
-        <w:spacing w:before="0" w:after="0"/>
       </w:pPr>
       <w:r>
         <w:rPr>
@@ -636,8 +636,8 @@
     <w:p>
       <w:pPr>
         <w:pStyle w:val="BodyText"/>
+        <w:spacing w:before="0" w:after="0"/>
         <w:ind w:left="480" w:hanging="480"/>
-        <w:spacing w:before="0" w:after="180"/>
       </w:pPr>
       <w:r>
         <w:rPr>
@@ -2296,6 +2296,7 @@
     <w:p>
       <w:pPr>
         <w:pStyle w:val="BodyText"/>
+        <w:spacing w:before="0" w:after="0"/>
       </w:pPr>
       <w:r>
         <w:rPr>
@@ -2392,6 +2393,7 @@
     <w:p>
       <w:pPr>
         <w:pStyle w:val="BodyText"/>
+        <w:spacing w:before="0" w:after="0"/>
       </w:pPr>
       <w:r>
         <w:rPr>
@@ -2470,6 +2472,7 @@
     <w:p>
       <w:pPr>
         <w:pStyle w:val="BodyText"/>
+        <w:spacing w:before="0" w:after="0"/>
       </w:pPr>
       <w:r>
         <w:rPr>
@@ -2487,6 +2490,7 @@
     <w:p>
       <w:pPr>
         <w:pStyle w:val="BodyText"/>
+        <w:spacing w:before="0" w:after="0"/>
       </w:pPr>
       <w:r>
         <w:rPr>
@@ -9231,8 +9235,8 @@
     <w:p>
       <w:pPr>
         <w:pStyle w:val="FirstParagraph"/>
+        <w:spacing w:before="0" w:after="0"/>
         <w:ind w:left="480" w:hanging="480"/>
-        <w:spacing w:after="0"/>
       </w:pPr>
       <w:r>
         <w:rPr>
@@ -9304,20 +9308,45 @@
     <w:p>
       <w:pPr>
         <w:pStyle w:val="FirstParagraph"/>
+        <w:spacing w:before="0" w:after="0"/>
         <w:ind w:left="480" w:hanging="480"/>
+      </w:pPr>
+      <w:r>
+        <w:rPr>
+          <w:rFonts w:ascii="Times New Roman" w:hAnsi="Times New Roman" w:eastAsia="Times New Roman" w:cs="Times New Roman"/>
+        </w:rPr>
+        <w:t xml:space="preserve">A. </w:t>
+      </w:r>
+      <w:r>
+        <w:rPr>
+          <w:rFonts w:hint="eastAsia" w:ascii="Times New Roman" w:hAnsi="Times New Roman" w:eastAsia="FangSong" w:cs="Times New Roman"/>
+        </w:rPr>
+        <w:t xml:space="preserve">可以在催化剂作用下和溴反应</w:t>
+      </w:r>
+      <w:r>
+        <w:rPr>
+          <w:rFonts w:ascii="Times New Roman" w:hAnsi="Times New Roman" w:eastAsia="Times New Roman" w:cs="Times New Roman"/>
+        </w:rPr>
+        <w:t xml:space="preserve"> </w:t>
+      </w:r>
+    </w:p>
+    <w:p>
+      <w:pPr>
+        <w:pStyle w:val="FirstParagraph"/>
         <w:spacing w:before="0" w:after="0"/>
-      </w:pPr>
-      <w:r>
-        <w:rPr>
-          <w:rFonts w:ascii="Times New Roman" w:hAnsi="Times New Roman" w:eastAsia="Times New Roman" w:cs="Times New Roman"/>
-        </w:rPr>
-        <w:t xml:space="preserve">A. </w:t>
-      </w:r>
-      <w:r>
-        <w:rPr>
-          <w:rFonts w:hint="eastAsia" w:ascii="Times New Roman" w:hAnsi="Times New Roman" w:eastAsia="FangSong" w:cs="Times New Roman"/>
-        </w:rPr>
-        <w:t xml:space="preserve">可以在催化剂作用下和溴反应</w:t>
+        <w:ind w:left="480" w:hanging="480"/>
+      </w:pPr>
+      <w:r>
+        <w:rPr>
+          <w:rFonts w:ascii="Times New Roman" w:hAnsi="Times New Roman" w:eastAsia="Times New Roman" w:cs="Times New Roman"/>
+        </w:rPr>
+        <w:t xml:space="preserve">B. </w:t>
+      </w:r>
+      <w:r>
+        <w:rPr>
+          <w:rFonts w:hint="eastAsia" w:ascii="Times New Roman" w:hAnsi="Times New Roman" w:eastAsia="FangSong" w:cs="Times New Roman"/>
+        </w:rPr>
+        <w:t xml:space="preserve">可以和银氨溶液发生银镜反应</w:t>
       </w:r>
       <w:r>
         <w:rPr>
@@ -9329,58 +9358,33 @@
     <w:p>
       <w:pPr>
         <w:pStyle w:val="FirstParagraph"/>
+        <w:spacing w:before="0" w:after="0"/>
         <w:ind w:left="480" w:hanging="480"/>
+      </w:pPr>
+      <w:r>
+        <w:rPr>
+          <w:rFonts w:ascii="Times New Roman" w:hAnsi="Times New Roman" w:eastAsia="Times New Roman" w:cs="Times New Roman"/>
+        </w:rPr>
+        <w:t xml:space="preserve">C. </w:t>
+      </w:r>
+      <w:r>
+        <w:rPr>
+          <w:rFonts w:hint="eastAsia" w:ascii="Times New Roman" w:hAnsi="Times New Roman" w:eastAsia="FangSong" w:cs="Times New Roman"/>
+        </w:rPr>
+        <w:t xml:space="preserve">可以和氢溴酸反应</w:t>
+      </w:r>
+      <w:r>
+        <w:rPr>
+          <w:rFonts w:ascii="Times New Roman" w:hAnsi="Times New Roman" w:eastAsia="Times New Roman" w:cs="Times New Roman"/>
+        </w:rPr>
+        <w:t xml:space="preserve"> </w:t>
+      </w:r>
+    </w:p>
+    <w:p>
+      <w:pPr>
+        <w:pStyle w:val="FirstParagraph"/>
         <w:spacing w:before="0" w:after="0"/>
-      </w:pPr>
-      <w:r>
-        <w:rPr>
-          <w:rFonts w:ascii="Times New Roman" w:hAnsi="Times New Roman" w:eastAsia="Times New Roman" w:cs="Times New Roman"/>
-        </w:rPr>
-        <w:t xml:space="preserve">B. </w:t>
-      </w:r>
-      <w:r>
-        <w:rPr>
-          <w:rFonts w:hint="eastAsia" w:ascii="Times New Roman" w:hAnsi="Times New Roman" w:eastAsia="FangSong" w:cs="Times New Roman"/>
-        </w:rPr>
-        <w:t xml:space="preserve">可以和银氨溶液发生银镜反应</w:t>
-      </w:r>
-      <w:r>
-        <w:rPr>
-          <w:rFonts w:ascii="Times New Roman" w:hAnsi="Times New Roman" w:eastAsia="Times New Roman" w:cs="Times New Roman"/>
-        </w:rPr>
-        <w:t xml:space="preserve"> </w:t>
-      </w:r>
-    </w:p>
-    <w:p>
-      <w:pPr>
-        <w:pStyle w:val="FirstParagraph"/>
         <w:ind w:left="480" w:hanging="480"/>
-        <w:spacing w:before="0" w:after="0"/>
-      </w:pPr>
-      <w:r>
-        <w:rPr>
-          <w:rFonts w:ascii="Times New Roman" w:hAnsi="Times New Roman" w:eastAsia="Times New Roman" w:cs="Times New Roman"/>
-        </w:rPr>
-        <w:t xml:space="preserve">C. </w:t>
-      </w:r>
-      <w:r>
-        <w:rPr>
-          <w:rFonts w:hint="eastAsia" w:ascii="Times New Roman" w:hAnsi="Times New Roman" w:eastAsia="FangSong" w:cs="Times New Roman"/>
-        </w:rPr>
-        <w:t xml:space="preserve">可以和氢溴酸反应</w:t>
-      </w:r>
-      <w:r>
-        <w:rPr>
-          <w:rFonts w:ascii="Times New Roman" w:hAnsi="Times New Roman" w:eastAsia="Times New Roman" w:cs="Times New Roman"/>
-        </w:rPr>
-        <w:t xml:space="preserve"> </w:t>
-      </w:r>
-    </w:p>
-    <w:p>
-      <w:pPr>
-        <w:pStyle w:val="FirstParagraph"/>
-        <w:ind w:left="480" w:hanging="480"/>
-        <w:spacing w:before="0" w:after="180"/>
       </w:pPr>
       <w:r>
         <w:rPr>
@@ -14274,8 +14278,8 @@
     <w:p>
       <w:pPr>
         <w:pStyle w:val="BodyText"/>
+        <w:spacing w:before="0" w:after="0"/>
         <w:ind w:left="480" w:hanging="480"/>
-        <w:spacing w:after="0"/>
       </w:pPr>
       <w:r>
         <w:rPr>
@@ -14354,8 +14358,8 @@
     <w:p>
       <w:pPr>
         <w:pStyle w:val="BodyText"/>
+        <w:spacing w:before="0" w:after="0"/>
         <w:ind w:left="480" w:hanging="480"/>
-        <w:spacing w:before="0" w:after="0"/>
       </w:pPr>
       <w:r>
         <w:rPr>
@@ -14434,21 +14438,21 @@
     <w:p>
       <w:pPr>
         <w:pStyle w:val="BodyText"/>
+        <w:spacing w:before="0" w:after="0"/>
         <w:ind w:left="480" w:hanging="480"/>
+      </w:pPr>
+      <w:r>
+        <w:rPr>
+          <w:rFonts w:ascii="Times New Roman" w:hAnsi="Times New Roman" w:eastAsia="Times New Roman" w:cs="Times New Roman"/>
+        </w:rPr>
+        <w:t xml:space="preserve">C. HgS　</w:t>
+      </w:r>
+    </w:p>
+    <w:p>
+      <w:pPr>
+        <w:pStyle w:val="BodyText"/>
         <w:spacing w:before="0" w:after="0"/>
-      </w:pPr>
-      <w:r>
-        <w:rPr>
-          <w:rFonts w:ascii="Times New Roman" w:hAnsi="Times New Roman" w:eastAsia="Times New Roman" w:cs="Times New Roman"/>
-        </w:rPr>
-        <w:t xml:space="preserve">C. HgS　</w:t>
-      </w:r>
-    </w:p>
-    <w:p>
-      <w:pPr>
-        <w:pStyle w:val="BodyText"/>
         <w:ind w:left="480" w:hanging="480"/>
-        <w:spacing w:before="0" w:after="180"/>
       </w:pPr>
       <w:r>
         <w:rPr>
@@ -18822,7 +18826,7 @@
     <ns0:rPr>
       <ns0:rFonts ns0:ascii="Times New Roman" ns0:cs="Times New Roman" ns0:eastAsia="SimHei" ns0:hAnsi="Times New Roman"/>
       <ns0:b/>
-      <ns0:color ns0:val="17324D"/>
+      <ns0:color ns0:val="000000"/>
       <ns0:sz ns0:val="44"/>
       <ns0:szCs ns0:val="56"/>
     </ns0:rPr>
@@ -18964,7 +18968,7 @@
     <ns0:rPr>
       <ns0:rFonts ns0:ascii="Times New Roman" ns0:cs="Times New Roman" ns0:eastAsia="SimHei" ns0:hAnsi="Times New Roman"/>
       <ns0:b/>
-      <ns0:color ns0:val="17324D"/>
+      <ns0:color ns0:val="000000"/>
       <ns0:sz ns0:val="32"/>
       <ns0:szCs ns0:val="40"/>
     </ns0:rPr>
@@ -18988,7 +18992,7 @@
     <ns0:rPr>
       <ns0:rFonts ns0:ascii="Times New Roman" ns0:cs="Times New Roman" ns0:eastAsia="SimHei" ns0:hAnsi="Times New Roman"/>
       <ns0:b/>
-      <ns0:color ns0:val="17324D"/>
+      <ns0:color ns0:val="000000"/>
       <ns0:sz ns0:val="28"/>
       <ns0:szCs ns0:val="32"/>
     </ns0:rPr>
@@ -19012,7 +19016,7 @@
     <ns0:rPr>
       <ns0:rFonts ns0:ascii="Times New Roman" ns0:cs="Times New Roman" ns0:eastAsia="SimHei" ns0:hAnsi="Times New Roman"/>
       <ns0:b/>
-      <ns0:color ns0:val="17324D"/>
+      <ns0:color ns0:val="000000"/>
       <ns0:sz ns0:val="25"/>
       <ns0:szCs ns0:val="28"/>
     </ns0:rPr>
